--- a/fixtures/docx/rev-section-deep.docx
+++ b/fixtures/docx/rev-section-deep.docx
@@ -5,14 +5,14 @@
     <w:p>
       <w:pPr>
         <w:rPr>
-          <w:ins w:id="0" w:author="Author A" w:date="2026-10-11T16:39:00Z" w16du:dateUtc="2026-10-11T15:39:00Z"/>
+          <w:ins w:id="0" w:author="Author A" w:date="2026-10-11T18:21:00Z" w16du:dateUtc="2026-10-11T17:21:00Z"/>
         </w:rPr>
         <w:sectPr>
           <w:pgSz w:w="11906" w:h="16838"/>
           <w:pgMar w:top="800" w:right="1440" w:bottom="1440" w:left="1440" w:header="708" w:footer="708" w:gutter="0"/>
           <w:cols w:space="708"/>
           <w:docGrid w:linePitch="360"/>
-          <w:sectPrChange w:id="1" w:author="Author A" w:date="2026-10-11T16:39:00Z" w16du:dateUtc="2026-10-11T15:39:00Z">
+          <w:sectPrChange w:id="1" w:author="Author A" w:date="2026-10-11T18:21:00Z" w16du:dateUtc="2026-10-11T17:21:00Z">
             <w:sectPr>
               <w:pgMar w:top="1440" w:right="1440" w:bottom="1440" w:left="1440" w:header="708" w:footer="708" w:gutter="0"/>
             </w:sectPr>
@@ -27,14 +27,14 @@
     <w:p>
       <w:pPr>
         <w:rPr>
-          <w:ins w:id="2" w:author="Author A" w:date="2026-10-11T16:39:00Z" w16du:dateUtc="2026-10-11T15:39:00Z"/>
+          <w:ins w:id="2" w:author="Author A" w:date="2026-10-11T18:21:00Z" w16du:dateUtc="2026-10-11T17:21:00Z"/>
         </w:rPr>
         <w:sectPr>
           <w:pgSz w:w="16838" w:h="11906" w:orient="landscape"/>
           <w:pgMar w:top="1440" w:right="1440" w:bottom="1440" w:left="1440" w:header="708" w:footer="708" w:gutter="0"/>
           <w:cols w:space="708"/>
           <w:docGrid w:linePitch="360"/>
-          <w:sectPrChange w:id="3" w:author="Author A" w:date="2026-10-11T16:39:00Z" w16du:dateUtc="2026-10-11T15:39:00Z">
+          <w:sectPrChange w:id="3" w:author="Author A" w:date="2026-10-11T18:21:00Z" w16du:dateUtc="2026-10-11T17:21:00Z">
             <w:sectPr>
               <w:pgSz w:w="11906" w:h="16838" w:orient="portrait"/>
               <w:pgMar w:top="1440" w:right="1440" w:bottom="1440" w:left="1440" w:header="708" w:footer="708" w:gutter="0"/>
@@ -50,7 +50,7 @@
     <w:p>
       <w:pPr>
         <w:rPr>
-          <w:ins w:id="4" w:author="Author A" w:date="2026-10-11T16:39:00Z" w16du:dateUtc="2026-10-11T15:39:00Z"/>
+          <w:ins w:id="4" w:author="Author A" w:date="2026-10-11T18:21:00Z" w16du:dateUtc="2026-10-11T17:21:00Z"/>
         </w:rPr>
         <w:sectPr>
           <w:type w:val="nextPage"/>
@@ -58,7 +58,7 @@
           <w:pgMar w:top="1440" w:right="1440" w:bottom="1440" w:left="2000" w:header="708" w:footer="708" w:gutter="0"/>
           <w:cols w:space="708"/>
           <w:docGrid w:linePitch="360"/>
-          <w:sectPrChange w:id="5" w:author="Author A" w:date="2026-10-11T16:39:00Z" w16du:dateUtc="2026-10-11T15:39:00Z">
+          <w:sectPrChange w:id="5" w:author="Author A" w:date="2026-10-11T18:21:00Z" w16du:dateUtc="2026-10-11T17:21:00Z">
             <w:sectPr>
               <w:type w:val="continuous"/>
               <w:pgMar w:top="1440" w:right="1440" w:bottom="1440" w:left="1440" w:header="708" w:footer="708" w:gutter="0"/>
@@ -81,7 +81,7 @@
       <w:pgMar w:top="1440" w:right="1440" w:bottom="1440" w:left="1440" w:header="708" w:footer="708" w:gutter="0"/>
       <w:cols w:num="2" w:space="720"/>
       <w:docGrid w:linePitch="360"/>
-      <w:sectPrChange w:id="6" w:author="Author A" w:date="2026-10-11T16:39:00Z" w16du:dateUtc="2026-10-11T15:39:00Z">
+      <w:sectPrChange w:id="6" w:author="Author A" w:date="2026-10-11T18:21:00Z" w16du:dateUtc="2026-10-11T17:21:00Z">
         <w:sectPr>
           <w:pgMar w:top="1440" w:right="1440" w:bottom="1440" w:left="1440" w:header="708" w:footer="708" w:gutter="0"/>
           <w:cols w:num="1" w:space="708"/>
@@ -508,7 +508,7 @@
     <w:link w:val="Heading1Char"/>
     <w:uiPriority w:val="9"/>
     <w:qFormat/>
-    <w:rsid w:val="00D54F73"/>
+    <w:rsid w:val="00FE0F89"/>
     <w:pPr>
       <w:keepNext/>
       <w:keepLines/>
@@ -531,7 +531,7 @@
     <w:semiHidden/>
     <w:unhideWhenUsed/>
     <w:qFormat/>
-    <w:rsid w:val="00D54F73"/>
+    <w:rsid w:val="00FE0F89"/>
     <w:pPr>
       <w:keepNext/>
       <w:keepLines/>
@@ -554,7 +554,7 @@
     <w:semiHidden/>
     <w:unhideWhenUsed/>
     <w:qFormat/>
-    <w:rsid w:val="00D54F73"/>
+    <w:rsid w:val="00FE0F89"/>
     <w:pPr>
       <w:keepNext/>
       <w:keepLines/>
@@ -577,7 +577,7 @@
     <w:semiHidden/>
     <w:unhideWhenUsed/>
     <w:qFormat/>
-    <w:rsid w:val="00D54F73"/>
+    <w:rsid w:val="00FE0F89"/>
     <w:pPr>
       <w:keepNext/>
       <w:keepLines/>
@@ -600,7 +600,7 @@
     <w:semiHidden/>
     <w:unhideWhenUsed/>
     <w:qFormat/>
-    <w:rsid w:val="00D54F73"/>
+    <w:rsid w:val="00FE0F89"/>
     <w:pPr>
       <w:keepNext/>
       <w:keepLines/>
@@ -621,7 +621,7 @@
     <w:semiHidden/>
     <w:unhideWhenUsed/>
     <w:qFormat/>
-    <w:rsid w:val="00D54F73"/>
+    <w:rsid w:val="00FE0F89"/>
     <w:pPr>
       <w:keepNext/>
       <w:keepLines/>
@@ -644,7 +644,7 @@
     <w:semiHidden/>
     <w:unhideWhenUsed/>
     <w:qFormat/>
-    <w:rsid w:val="00D54F73"/>
+    <w:rsid w:val="00FE0F89"/>
     <w:pPr>
       <w:keepNext/>
       <w:keepLines/>
@@ -665,7 +665,7 @@
     <w:semiHidden/>
     <w:unhideWhenUsed/>
     <w:qFormat/>
-    <w:rsid w:val="00D54F73"/>
+    <w:rsid w:val="00FE0F89"/>
     <w:pPr>
       <w:keepNext/>
       <w:keepLines/>
@@ -688,7 +688,7 @@
     <w:semiHidden/>
     <w:unhideWhenUsed/>
     <w:qFormat/>
-    <w:rsid w:val="00D54F73"/>
+    <w:rsid w:val="00FE0F89"/>
     <w:pPr>
       <w:keepNext/>
       <w:keepLines/>
@@ -732,7 +732,7 @@
     <w:basedOn w:val="DefaultParagraphFont"/>
     <w:link w:val="Heading1"/>
     <w:uiPriority w:val="9"/>
-    <w:rsid w:val="00D54F73"/>
+    <w:rsid w:val="00FE0F89"/>
     <w:rPr>
       <w:rFonts w:asciiTheme="majorHAnsi" w:eastAsiaTheme="majorEastAsia" w:hAnsiTheme="majorHAnsi" w:cstheme="majorBidi"/>
       <w:color w:val="2F5496" w:themeColor="accent1" w:themeShade="BF"/>
@@ -746,7 +746,7 @@
     <w:link w:val="Heading2"/>
     <w:uiPriority w:val="9"/>
     <w:semiHidden/>
-    <w:rsid w:val="00D54F73"/>
+    <w:rsid w:val="00FE0F89"/>
     <w:rPr>
       <w:rFonts w:asciiTheme="majorHAnsi" w:eastAsiaTheme="majorEastAsia" w:hAnsiTheme="majorHAnsi" w:cstheme="majorBidi"/>
       <w:color w:val="2F5496" w:themeColor="accent1" w:themeShade="BF"/>
@@ -760,7 +760,7 @@
     <w:link w:val="Heading3"/>
     <w:uiPriority w:val="9"/>
     <w:semiHidden/>
-    <w:rsid w:val="00D54F73"/>
+    <w:rsid w:val="00FE0F89"/>
     <w:rPr>
       <w:rFonts w:eastAsiaTheme="majorEastAsia" w:cstheme="majorBidi"/>
       <w:color w:val="2F5496" w:themeColor="accent1" w:themeShade="BF"/>
@@ -774,7 +774,7 @@
     <w:link w:val="Heading4"/>
     <w:uiPriority w:val="9"/>
     <w:semiHidden/>
-    <w:rsid w:val="00D54F73"/>
+    <w:rsid w:val="00FE0F89"/>
     <w:rPr>
       <w:rFonts w:eastAsiaTheme="majorEastAsia" w:cstheme="majorBidi"/>
       <w:i/>
@@ -788,7 +788,7 @@
     <w:link w:val="Heading5"/>
     <w:uiPriority w:val="9"/>
     <w:semiHidden/>
-    <w:rsid w:val="00D54F73"/>
+    <w:rsid w:val="00FE0F89"/>
     <w:rPr>
       <w:rFonts w:eastAsiaTheme="majorEastAsia" w:cstheme="majorBidi"/>
       <w:color w:val="2F5496" w:themeColor="accent1" w:themeShade="BF"/>
@@ -800,7 +800,7 @@
     <w:link w:val="Heading6"/>
     <w:uiPriority w:val="9"/>
     <w:semiHidden/>
-    <w:rsid w:val="00D54F73"/>
+    <w:rsid w:val="00FE0F89"/>
     <w:rPr>
       <w:rFonts w:eastAsiaTheme="majorEastAsia" w:cstheme="majorBidi"/>
       <w:i/>
@@ -814,7 +814,7 @@
     <w:link w:val="Heading7"/>
     <w:uiPriority w:val="9"/>
     <w:semiHidden/>
-    <w:rsid w:val="00D54F73"/>
+    <w:rsid w:val="00FE0F89"/>
     <w:rPr>
       <w:rFonts w:eastAsiaTheme="majorEastAsia" w:cstheme="majorBidi"/>
       <w:color w:val="595959" w:themeColor="text1" w:themeTint="A6"/>
@@ -826,7 +826,7 @@
     <w:link w:val="Heading8"/>
     <w:uiPriority w:val="9"/>
     <w:semiHidden/>
-    <w:rsid w:val="00D54F73"/>
+    <w:rsid w:val="00FE0F89"/>
     <w:rPr>
       <w:rFonts w:eastAsiaTheme="majorEastAsia" w:cstheme="majorBidi"/>
       <w:i/>
@@ -840,7 +840,7 @@
     <w:link w:val="Heading9"/>
     <w:uiPriority w:val="9"/>
     <w:semiHidden/>
-    <w:rsid w:val="00D54F73"/>
+    <w:rsid w:val="00FE0F89"/>
     <w:rPr>
       <w:rFonts w:eastAsiaTheme="majorEastAsia" w:cstheme="majorBidi"/>
       <w:color w:val="272727" w:themeColor="text1" w:themeTint="D8"/>
@@ -853,7 +853,7 @@
     <w:link w:val="TitleChar"/>
     <w:uiPriority w:val="10"/>
     <w:qFormat/>
-    <w:rsid w:val="00D54F73"/>
+    <w:rsid w:val="00FE0F89"/>
     <w:pPr>
       <w:spacing w:after="80" w:line="240" w:lineRule="auto"/>
       <w:contextualSpacing/>
@@ -871,7 +871,7 @@
     <w:basedOn w:val="DefaultParagraphFont"/>
     <w:link w:val="Title"/>
     <w:uiPriority w:val="10"/>
-    <w:rsid w:val="00D54F73"/>
+    <w:rsid w:val="00FE0F89"/>
     <w:rPr>
       <w:rFonts w:asciiTheme="majorHAnsi" w:eastAsiaTheme="majorEastAsia" w:hAnsiTheme="majorHAnsi" w:cstheme="majorBidi"/>
       <w:spacing w:val="-10"/>
@@ -887,7 +887,7 @@
     <w:link w:val="SubtitleChar"/>
     <w:uiPriority w:val="11"/>
     <w:qFormat/>
-    <w:rsid w:val="00D54F73"/>
+    <w:rsid w:val="00FE0F89"/>
     <w:pPr>
       <w:numPr>
         <w:ilvl w:val="1"/>
@@ -906,7 +906,7 @@
     <w:basedOn w:val="DefaultParagraphFont"/>
     <w:link w:val="Subtitle"/>
     <w:uiPriority w:val="11"/>
-    <w:rsid w:val="00D54F73"/>
+    <w:rsid w:val="00FE0F89"/>
     <w:rPr>
       <w:rFonts w:eastAsiaTheme="majorEastAsia" w:cstheme="majorBidi"/>
       <w:color w:val="595959" w:themeColor="text1" w:themeTint="A6"/>
@@ -922,7 +922,7 @@
     <w:link w:val="QuoteChar"/>
     <w:uiPriority w:val="29"/>
     <w:qFormat/>
-    <w:rsid w:val="00D54F73"/>
+    <w:rsid w:val="00FE0F89"/>
     <w:pPr>
       <w:spacing w:before="160"/>
       <w:jc w:val="center"/>
@@ -938,7 +938,7 @@
     <w:basedOn w:val="DefaultParagraphFont"/>
     <w:link w:val="Quote"/>
     <w:uiPriority w:val="29"/>
-    <w:rsid w:val="00D54F73"/>
+    <w:rsid w:val="00FE0F89"/>
     <w:rPr>
       <w:i/>
       <w:iCs/>
@@ -950,7 +950,7 @@
     <w:basedOn w:val="Normal"/>
     <w:uiPriority w:val="34"/>
     <w:qFormat/>
-    <w:rsid w:val="00D54F73"/>
+    <w:rsid w:val="00FE0F89"/>
     <w:pPr>
       <w:ind w:left="720"/>
       <w:contextualSpacing/>
@@ -961,7 +961,7 @@
     <w:basedOn w:val="DefaultParagraphFont"/>
     <w:uiPriority w:val="21"/>
     <w:qFormat/>
-    <w:rsid w:val="00D54F73"/>
+    <w:rsid w:val="00FE0F89"/>
     <w:rPr>
       <w:i/>
       <w:iCs/>
@@ -975,7 +975,7 @@
     <w:link w:val="IntenseQuoteChar"/>
     <w:uiPriority w:val="30"/>
     <w:qFormat/>
-    <w:rsid w:val="00D54F73"/>
+    <w:rsid w:val="00FE0F89"/>
     <w:pPr>
       <w:pBdr>
         <w:top w:val="single" w:sz="4" w:space="10" w:color="2F5496" w:themeColor="accent1" w:themeShade="BF"/>
@@ -996,7 +996,7 @@
     <w:basedOn w:val="DefaultParagraphFont"/>
     <w:link w:val="IntenseQuote"/>
     <w:uiPriority w:val="30"/>
-    <w:rsid w:val="00D54F73"/>
+    <w:rsid w:val="00FE0F89"/>
     <w:rPr>
       <w:i/>
       <w:iCs/>
@@ -1008,7 +1008,7 @@
     <w:basedOn w:val="DefaultParagraphFont"/>
     <w:uiPriority w:val="32"/>
     <w:qFormat/>
-    <w:rsid w:val="00D54F73"/>
+    <w:rsid w:val="00FE0F89"/>
     <w:rPr>
       <w:b/>
       <w:bCs/>
@@ -1022,7 +1022,7 @@
     <w:hidden/>
     <w:uiPriority w:val="99"/>
     <w:semiHidden/>
-    <w:rsid w:val="00D54F73"/>
+    <w:rsid w:val="00FE0F89"/>
     <w:pPr>
       <w:spacing w:after="0" w:line="240" w:lineRule="auto"/>
     </w:pPr>
